--- a/jobsheet-09/cover.docx
+++ b/jobsheet-09/cover.docx
@@ -24,7 +24,6 @@
           <w:bCs/>
           <w:sz w:val="40"/>
           <w:szCs w:val="40"/>
-          <w:lang w:val="en-US"/>
         </w:rPr>
       </w:pPr>
       <w:r>
@@ -36,7 +35,7 @@
           <w:szCs w:val="40"/>
           <w:lang w:val="en-US"/>
         </w:rPr>
-        <w:t xml:space="preserve">Laporan Praktikum </w:t>
+        <w:t>Laporan P</w:t>
       </w:r>
       <w:r>
         <w:rPr>
@@ -45,9 +44,8 @@
           <w:bCs/>
           <w:sz w:val="40"/>
           <w:szCs w:val="40"/>
-          <w:lang w:val="en-US"/>
-        </w:rPr>
-        <w:t>Basis Data Lanjut</w:t>
+        </w:rPr>
+        <w:t>emograman Web</w:t>
       </w:r>
     </w:p>
     <w:p>
@@ -397,6 +395,29 @@
         <w:rPr>
           <w:rFonts w:ascii="Times New Roman" w:hAnsi="Times New Roman" w:cs="Times New Roman"/>
           <w:szCs w:val="24"/>
+        </w:rPr>
+      </w:pPr>
+      <w:r>
+        <w:rPr>
+          <w:rFonts w:ascii="Times New Roman" w:hAnsi="Times New Roman" w:cs="Times New Roman"/>
+          <w:szCs w:val="24"/>
+        </w:rPr>
+        <w:t xml:space="preserve">Link Github : </w:t>
+      </w:r>
+      <w:r>
+        <w:rPr>
+          <w:rFonts w:ascii="Times New Roman" w:hAnsi="Times New Roman" w:cs="Times New Roman"/>
+          <w:szCs w:val="24"/>
+        </w:rPr>
+        <w:t>https://github.com/MuhammadRamdhaniAriyadin/Pemrograman-Web</w:t>
+      </w:r>
+    </w:p>
+    <w:p>
+      <w:pPr>
+        <w:jc w:val="center"/>
+        <w:rPr>
+          <w:rFonts w:ascii="Times New Roman" w:hAnsi="Times New Roman" w:cs="Times New Roman"/>
+          <w:szCs w:val="24"/>
           <w:lang w:val="en-US"/>
         </w:rPr>
       </w:pPr>
@@ -465,7 +486,6 @@
         <w:rPr>
           <w:rFonts w:ascii="Times New Roman" w:hAnsi="Times New Roman" w:cs="Times New Roman"/>
         </w:rPr>
-        <w:lastRenderedPageBreak/>
         <w:t>Tambahkan atribut onsubmit pada tag &lt;form&gt; di file edit.php:</w:t>
       </w:r>
     </w:p>
@@ -624,14 +644,22 @@
           <w:rFonts w:ascii="Times New Roman" w:hAnsi="Times New Roman" w:cs="Times New Roman"/>
         </w:rPr>
       </w:pPr>
+    </w:p>
+    <w:p>
+      <w:pPr>
+        <w:pStyle w:val="ListParagraph"/>
+        <w:rPr>
+          <w:rFonts w:ascii="Times New Roman" w:hAnsi="Times New Roman" w:cs="Times New Roman"/>
+        </w:rPr>
+      </w:pPr>
       <w:r>
         <w:rPr>
           <w:rFonts w:ascii="Times New Roman" w:hAnsi="Times New Roman" w:cs="Times New Roman"/>
         </w:rPr>
         <w:drawing>
-          <wp:inline distT="0" distB="0" distL="0" distR="0" wp14:anchorId="262C6CC6" wp14:editId="0684BB08">
-            <wp:extent cx="5731510" cy="1969770"/>
-            <wp:effectExtent l="0" t="0" r="2540" b="0"/>
+          <wp:inline distT="0" distB="0" distL="0" distR="0" wp14:anchorId="262C6CC6" wp14:editId="25E6D306">
+            <wp:extent cx="5524571" cy="1898650"/>
+            <wp:effectExtent l="0" t="0" r="0" b="6350"/>
             <wp:docPr id="2" name="Picture 2"/>
             <wp:cNvGraphicFramePr>
               <a:graphicFrameLocks xmlns:a="http://schemas.openxmlformats.org/drawingml/2006/main" noChangeAspect="1"/>
@@ -652,7 +680,7 @@
                   <pic:spPr>
                     <a:xfrm>
                       <a:off x="0" y="0"/>
-                      <a:ext cx="5731510" cy="1969770"/>
+                      <a:ext cx="5554458" cy="1908922"/>
                     </a:xfrm>
                     <a:prstGeom prst="rect">
                       <a:avLst/>
@@ -672,14 +700,36 @@
           <w:rFonts w:ascii="Times New Roman" w:hAnsi="Times New Roman" w:cs="Times New Roman"/>
         </w:rPr>
       </w:pPr>
+    </w:p>
+    <w:p>
+      <w:pPr>
+        <w:pStyle w:val="ListParagraph"/>
+        <w:rPr>
+          <w:rFonts w:ascii="Times New Roman" w:hAnsi="Times New Roman" w:cs="Times New Roman"/>
+        </w:rPr>
+      </w:pPr>
+      <w:r>
+        <w:rPr>
+          <w:rFonts w:ascii="Times New Roman" w:hAnsi="Times New Roman" w:cs="Times New Roman"/>
+        </w:rPr>
+        <w:t>Lalu klik OK</w:t>
+      </w:r>
+    </w:p>
+    <w:p>
+      <w:pPr>
+        <w:pStyle w:val="ListParagraph"/>
+        <w:rPr>
+          <w:rFonts w:ascii="Times New Roman" w:hAnsi="Times New Roman" w:cs="Times New Roman"/>
+        </w:rPr>
+      </w:pPr>
       <w:r>
         <w:rPr>
           <w:rFonts w:ascii="Times New Roman" w:hAnsi="Times New Roman" w:cs="Times New Roman"/>
         </w:rPr>
         <w:drawing>
-          <wp:inline distT="0" distB="0" distL="0" distR="0" wp14:anchorId="7CBAD4F1" wp14:editId="2BBD3661">
-            <wp:extent cx="5731510" cy="1421130"/>
-            <wp:effectExtent l="114300" t="114300" r="116840" b="140970"/>
+          <wp:inline distT="0" distB="0" distL="0" distR="0" wp14:anchorId="7CBAD4F1" wp14:editId="38B9D5B2">
+            <wp:extent cx="5448300" cy="1350908"/>
+            <wp:effectExtent l="114300" t="114300" r="152400" b="154305"/>
             <wp:docPr id="3" name="Picture 3"/>
             <wp:cNvGraphicFramePr>
               <a:graphicFrameLocks xmlns:a="http://schemas.openxmlformats.org/drawingml/2006/main" noChangeAspect="1"/>
@@ -700,7 +750,7 @@
                   <pic:spPr>
                     <a:xfrm>
                       <a:off x="0" y="0"/>
-                      <a:ext cx="5731510" cy="1421130"/>
+                      <a:ext cx="5448300" cy="1350908"/>
                     </a:xfrm>
                     <a:prstGeom prst="rect">
                       <a:avLst/>
@@ -776,6 +826,38 @@
     <w:p>
       <w:pPr>
         <w:pStyle w:val="ListParagraph"/>
+        <w:rPr>
+          <w:rFonts w:ascii="Times New Roman" w:hAnsi="Times New Roman" w:cs="Times New Roman"/>
+        </w:rPr>
+      </w:pPr>
+    </w:p>
+    <w:p>
+      <w:pPr>
+        <w:pStyle w:val="ListParagraph"/>
+        <w:rPr>
+          <w:rFonts w:ascii="Times New Roman" w:hAnsi="Times New Roman" w:cs="Times New Roman"/>
+        </w:rPr>
+      </w:pPr>
+    </w:p>
+    <w:p>
+      <w:pPr>
+        <w:pStyle w:val="ListParagraph"/>
+        <w:rPr>
+          <w:rFonts w:ascii="Times New Roman" w:hAnsi="Times New Roman" w:cs="Times New Roman"/>
+        </w:rPr>
+      </w:pPr>
+    </w:p>
+    <w:p>
+      <w:pPr>
+        <w:pStyle w:val="ListParagraph"/>
+        <w:rPr>
+          <w:rFonts w:ascii="Times New Roman" w:hAnsi="Times New Roman" w:cs="Times New Roman"/>
+        </w:rPr>
+      </w:pPr>
+    </w:p>
+    <w:p>
+      <w:pPr>
+        <w:pStyle w:val="ListParagraph"/>
         <w:numPr>
           <w:ilvl w:val="0"/>
           <w:numId w:val="2"/>
@@ -803,9 +885,9 @@
           <w:rFonts w:ascii="Times New Roman" w:hAnsi="Times New Roman" w:cs="Times New Roman"/>
         </w:rPr>
         <w:drawing>
-          <wp:inline distT="0" distB="0" distL="0" distR="0" wp14:anchorId="5118B692" wp14:editId="3C20D821">
-            <wp:extent cx="3187864" cy="768389"/>
-            <wp:effectExtent l="0" t="0" r="0" b="0"/>
+          <wp:inline distT="0" distB="0" distL="0" distR="0" wp14:anchorId="5118B692" wp14:editId="39C1B508">
+            <wp:extent cx="2470150" cy="595394"/>
+            <wp:effectExtent l="0" t="0" r="6350" b="0"/>
             <wp:docPr id="4" name="Picture 4"/>
             <wp:cNvGraphicFramePr>
               <a:graphicFrameLocks xmlns:a="http://schemas.openxmlformats.org/drawingml/2006/main" noChangeAspect="1"/>
@@ -826,7 +908,7 @@
                   <pic:spPr>
                     <a:xfrm>
                       <a:off x="0" y="0"/>
-                      <a:ext cx="3187864" cy="768389"/>
+                      <a:ext cx="2481434" cy="598114"/>
                     </a:xfrm>
                     <a:prstGeom prst="rect">
                       <a:avLst/>
@@ -850,7 +932,6 @@
         <w:rPr>
           <w:rFonts w:ascii="Times New Roman" w:hAnsi="Times New Roman" w:cs="Times New Roman"/>
         </w:rPr>
-        <w:lastRenderedPageBreak/>
         <w:t>Telah dilakukan penyesuaian konfigurasi pembatasan data per halaman ($perPage) pada file buku/list.php dari 5 data menjadi 10 data per halaman. Perubahan ini secara otomatis menyesuaikan nilai pembagi pada fungsi kalkulasi ceil(), sehingga jumlah total halaman ($totalPages) yang dihasilkan menjadi lebih sedikit dan mampu menampilkan lebih banyak entitas buku dalam satu tampilan tabel.</w:t>
       </w:r>
     </w:p>
@@ -873,7 +954,7 @@
         <w:rPr>
           <w:rFonts w:ascii="Times New Roman" w:hAnsi="Times New Roman" w:cs="Times New Roman"/>
         </w:rPr>
-        <w:t>Hasil</w:t>
+        <w:t>Sebelum</w:t>
       </w:r>
     </w:p>
     <w:p>
@@ -888,9 +969,9 @@
           <w:rFonts w:ascii="Times New Roman" w:hAnsi="Times New Roman" w:cs="Times New Roman"/>
         </w:rPr>
         <w:drawing>
-          <wp:inline distT="0" distB="0" distL="0" distR="0" wp14:anchorId="56177814" wp14:editId="1C039A28">
-            <wp:extent cx="4140200" cy="2472377"/>
-            <wp:effectExtent l="152400" t="114300" r="146050" b="156845"/>
+          <wp:inline distT="0" distB="0" distL="0" distR="0" wp14:anchorId="56177814" wp14:editId="5D846544">
+            <wp:extent cx="3860800" cy="2305529"/>
+            <wp:effectExtent l="152400" t="114300" r="139700" b="152400"/>
             <wp:docPr id="6" name="Picture 6"/>
             <wp:cNvGraphicFramePr>
               <a:graphicFrameLocks xmlns:a="http://schemas.openxmlformats.org/drawingml/2006/main" noChangeAspect="1"/>
@@ -911,7 +992,7 @@
                   <pic:spPr>
                     <a:xfrm>
                       <a:off x="0" y="0"/>
-                      <a:ext cx="4155446" cy="2481481"/>
+                      <a:ext cx="3881117" cy="2317662"/>
                     </a:xfrm>
                     <a:prstGeom prst="rect">
                       <a:avLst/>
@@ -1057,6 +1138,7 @@
         <w:rPr>
           <w:rFonts w:ascii="Times New Roman" w:hAnsi="Times New Roman" w:cs="Times New Roman"/>
         </w:rPr>
+        <w:lastRenderedPageBreak/>
         <w:t>j</w:t>
       </w:r>
       <w:r>
@@ -1069,7 +1151,19 @@
         <w:rPr>
           <w:rFonts w:ascii="Times New Roman" w:hAnsi="Times New Roman" w:cs="Times New Roman"/>
         </w:rPr>
-        <w:t xml:space="preserve"> menjado lebih sedikit dan halaman pertama menampilkan data ke 1 sampai 10 </w:t>
+        <w:t xml:space="preserve"> menjad</w:t>
+      </w:r>
+      <w:r>
+        <w:rPr>
+          <w:rFonts w:ascii="Times New Roman" w:hAnsi="Times New Roman" w:cs="Times New Roman"/>
+        </w:rPr>
+        <w:t>i</w:t>
+      </w:r>
+      <w:r>
+        <w:rPr>
+          <w:rFonts w:ascii="Times New Roman" w:hAnsi="Times New Roman" w:cs="Times New Roman"/>
+        </w:rPr>
+        <w:t xml:space="preserve"> lebih sedikit dan halaman pertama menampilkan data ke 1 sampai 10 </w:t>
       </w:r>
     </w:p>
     <w:p>
@@ -1121,7 +1215,6 @@
         <w:rPr>
           <w:rFonts w:ascii="Times New Roman" w:hAnsi="Times New Roman" w:cs="Times New Roman"/>
         </w:rPr>
-        <w:lastRenderedPageBreak/>
         <w:drawing>
           <wp:inline distT="0" distB="0" distL="0" distR="0" wp14:anchorId="62959407" wp14:editId="4270BD81">
             <wp:extent cx="5731510" cy="2019300"/>
@@ -1288,6 +1381,34 @@
     </w:p>
     <w:p>
       <w:pPr>
+        <w:rPr>
+          <w:rFonts w:ascii="Times New Roman" w:hAnsi="Times New Roman" w:cs="Times New Roman"/>
+        </w:rPr>
+      </w:pPr>
+    </w:p>
+    <w:p>
+      <w:pPr>
+        <w:rPr>
+          <w:rFonts w:ascii="Times New Roman" w:hAnsi="Times New Roman" w:cs="Times New Roman"/>
+        </w:rPr>
+      </w:pPr>
+    </w:p>
+    <w:p>
+      <w:pPr>
+        <w:rPr>
+          <w:rFonts w:ascii="Times New Roman" w:hAnsi="Times New Roman" w:cs="Times New Roman"/>
+        </w:rPr>
+      </w:pPr>
+    </w:p>
+    <w:p>
+      <w:pPr>
+        <w:rPr>
+          <w:rFonts w:ascii="Times New Roman" w:hAnsi="Times New Roman" w:cs="Times New Roman"/>
+        </w:rPr>
+      </w:pPr>
+    </w:p>
+    <w:p>
+      <w:pPr>
         <w:pStyle w:val="ListParagraph"/>
         <w:rPr>
           <w:rFonts w:ascii="Times New Roman" w:hAnsi="Times New Roman" w:cs="Times New Roman"/>
@@ -1311,19 +1432,7 @@
         </w:rPr>
         <w:t>Memastikan operator OR bekerja dengan benar untuk mencocokkan potongan kata pada kedua kolom.</w:t>
       </w:r>
-    </w:p>
-    <w:p>
-      <w:pPr>
-        <w:pStyle w:val="ListParagraph"/>
-        <w:rPr>
-          <w:rFonts w:ascii="Times New Roman" w:hAnsi="Times New Roman" w:cs="Times New Roman"/>
-        </w:rPr>
-      </w:pPr>
-      <w:r>
-        <w:rPr>
-          <w:rFonts w:ascii="Times New Roman" w:hAnsi="Times New Roman" w:cs="Times New Roman"/>
-        </w:rPr>
-        <w:lastRenderedPageBreak/>
+      <w:r>
         <w:drawing>
           <wp:inline distT="0" distB="0" distL="0" distR="0" wp14:anchorId="6D9CAACA" wp14:editId="0CD97B40">
             <wp:extent cx="4743450" cy="2250853"/>
@@ -1390,14 +1499,6 @@
           </wp:inline>
         </w:drawing>
       </w:r>
-    </w:p>
-    <w:p>
-      <w:pPr>
-        <w:pStyle w:val="ListParagraph"/>
-        <w:rPr>
-          <w:rFonts w:ascii="Times New Roman" w:hAnsi="Times New Roman" w:cs="Times New Roman"/>
-        </w:rPr>
-      </w:pPr>
       <w:r>
         <w:rPr>
           <w:rFonts w:ascii="Times New Roman" w:hAnsi="Times New Roman" w:cs="Times New Roman"/>
